--- a/eng/docx/52.content.docx
+++ b/eng/docx/52.content.docx
@@ -28,49 +28,15 @@
       </w:r>
     </w:p>
     <w:p>
-      <w:pPr>
-        <w:pStyle w:val="Heading2"/>
-      </w:pPr>
-      <w:r>
-        <w:rPr>
-          <w:lang w:val="en_US" w:bidi="en_US"/>
-        </w:rPr>
-        <w:t>License Information</w:t>
-      </w:r>
-      <w:r>
-        <w:rPr>
-          <w:lang w:val="en_US" w:bidi="en_US"/>
-        </w:rPr>
-      </w:r>
-    </w:p>
-    <w:p>
-      <w:pPr/>
-      <w:r>
-        <w:rPr>
-          <w:lang w:val="en_US" w:bidi="en_US"/>
-        </w:rPr>
-      </w:r>
-      <w:r>
-        <w:rPr>
-          <w:b/>
-          <w:lang w:val="en_US" w:bidi="en_US"/>
-        </w:rPr>
-        <w:t>Translation Notes (unfoldingWord)</w:t>
-      </w:r>
-      <w:r>
-        <w:rPr>
-          <w:lang w:val="en_US" w:bidi="en_US"/>
-        </w:rPr>
-        <w:t xml:space="preserve"> is based on</w:t>
-      </w:r>
-      <w:r>
-        <w:rPr>
-          <w:lang w:val="en_US" w:bidi="en_US"/>
-        </w:rPr>
-        <w:t xml:space="preserve">: </w:t>
-      </w:r>
-      <w:r>
-        <w:rPr>
+      <w:pPr/>
+      <w:r>
+        <w:rPr>
+          <w:lang w:val="en_US" w:bidi="en_US"/>
+        </w:rPr>
+      </w:r>
+      <w:r>
+        <w:rPr>
+          <w:b/>
           <w:lang w:val="en_US" w:bidi="en_US"/>
         </w:rPr>
         <w:t>unfoldingWord® Translation Notes</w:t>
@@ -79,62 +45,31 @@
         <w:rPr>
           <w:lang w:val="en_US" w:bidi="en_US"/>
         </w:rPr>
-        <w:t xml:space="preserve">, </w:t>
-      </w:r>
-      <w:hyperlink r:id="rId13">
-        <w:r>
-          <w:rPr>
-            <w:lang w:val="en_US" w:bidi="en_US"/>
-          </w:rPr>
-          <w:rPr>
-            <w:color w:val="0000EE"/>
-            <w:u w:val="single"/>
-          </w:rPr>
-          <w:t>unfoldingWord</w:t>
-        </w:r>
-      </w:hyperlink>
-      <w:r>
-        <w:rPr>
-          <w:lang w:val="en_US" w:bidi="en_US"/>
-        </w:rPr>
-        <w:t xml:space="preserve">, 2022, which is licensed under a </w:t>
-      </w:r>
-      <w:hyperlink r:id="rId14">
-        <w:r>
-          <w:rPr>
-            <w:lang w:val="en_US" w:bidi="en_US"/>
-          </w:rPr>
-          <w:rPr>
-            <w:color w:val="0000EE"/>
-            <w:u w:val="single"/>
-          </w:rPr>
-          <w:t>CC BY-SA 4.0 license</w:t>
-        </w:r>
-      </w:hyperlink>
-      <w:r>
-        <w:rPr>
-          <w:lang w:val="en_US" w:bidi="en_US"/>
-        </w:rPr>
-        <w:t>.</w:t>
-      </w:r>
-      <w:r>
-        <w:rPr>
-          <w:lang w:val="en_US" w:bidi="en_US"/>
-        </w:rPr>
-      </w:r>
-    </w:p>
-    <w:p>
-      <w:pPr/>
-      <w:r>
-        <w:rPr>
-          <w:lang w:val="en_US" w:bidi="en_US"/>
-        </w:rPr>
-      </w:r>
-      <w:r>
-        <w:rPr>
-          <w:lang w:val="en_US" w:bidi="en_US"/>
-        </w:rPr>
-        <w:t>This PDF version is provided under the same license.</w:t>
+        <w:t xml:space="preserve"> © 2022 unfoldingWord. Released under CC BY-SA 4.0 license. </w:t>
+      </w:r>
+      <w:r>
+        <w:rPr>
+          <w:lang w:val="en_US" w:bidi="en_US"/>
+        </w:rPr>
+        <w:t>unfoldingWord® Translation Notes</w:t>
+      </w:r>
+      <w:r>
+        <w:rPr>
+          <w:lang w:val="en_US" w:bidi="en_US"/>
+        </w:rPr>
+        <w:t xml:space="preserve"> has been adapted in the following languages: Tok Pisin, Arabic (عربي), French (Français), Hindi (हिंदी), Indonesian (Bahasa Indonesia), Portuguese (Português), Russian (Русский), Spanish (Español), Swahili (Kiswahili), and Simplified Chinese (简体中文) from </w:t>
+      </w:r>
+      <w:r>
+        <w:rPr>
+          <w:lang w:val="en_US" w:bidi="en_US"/>
+        </w:rPr>
+        <w:t>unfoldingWord® Translation Notes</w:t>
+      </w:r>
+      <w:r>
+        <w:rPr>
+          <w:lang w:val="en_US" w:bidi="en_US"/>
+        </w:rPr>
+        <w:t xml:space="preserve"> © 2022 unfoldingWord. Released under CC BY-SA 4.0 license by Mission Mutual</w:t>
       </w:r>
       <w:r>
         <w:rPr>
@@ -894,7 +829,7 @@
         </w:rPr>
         <w:t xml:space="preserve"> the “Son” (see </w:t>
       </w:r>
-      <w:hyperlink r:id="rId15">
+      <w:hyperlink r:id="rId13">
         <w:r>
           <w:rPr>
             <w:lang w:val="en_US" w:bidi="en_US"/>
@@ -1793,7 +1728,7 @@
         </w:rPr>
         <w:t>. Alternate translation: “making mention of you continually in our prayers” (2) “remembering” in the following verse (</w:t>
       </w:r>
-      <w:hyperlink r:id="rId16">
+      <w:hyperlink r:id="rId14">
         <w:r>
           <w:rPr>
             <w:lang w:val="en_US" w:bidi="en_US"/>
@@ -3005,7 +2940,7 @@
         </w:rPr>
         <w:t xml:space="preserve"> introduces a reason why Paul and those with him give thanks to God (see </w:t>
       </w:r>
-      <w:hyperlink r:id="rId17">
+      <w:hyperlink r:id="rId15">
         <w:r>
           <w:rPr>
             <w:lang w:val="en_US" w:bidi="en_US"/>
@@ -3565,7 +3500,7 @@
         </w:rPr>
         <w:t xml:space="preserve"> introduces a reason why Paul and those with him are sure about the Thessalonians’ “election” (see </w:t>
       </w:r>
-      <w:hyperlink r:id="rId18">
+      <w:hyperlink r:id="rId16">
         <w:r>
           <w:rPr>
             <w:lang w:val="en_US" w:bidi="en_US"/>
@@ -5071,7 +5006,7 @@
         </w:rPr>
         <w:t xml:space="preserve"> introduces a result from how the Thessalonians became imitators of Paul, his fellow workers, and the Lord (see </w:t>
       </w:r>
-      <w:hyperlink r:id="rId19">
+      <w:hyperlink r:id="rId17">
         <w:r>
           <w:rPr>
             <w:lang w:val="en_US" w:bidi="en_US"/>
@@ -5866,7 +5801,7 @@
         </w:rPr>
         <w:t xml:space="preserve">See how you translated the similar phrases in </w:t>
       </w:r>
-      <w:hyperlink r:id="rId20">
+      <w:hyperlink r:id="rId18">
         <w:r>
           <w:rPr>
             <w:lang w:val="en_US" w:bidi="en_US"/>
@@ -6576,7 +6511,7 @@
         </w:rPr>
         <w:t xml:space="preserve"> introduces a reason why Paul and his fellow workers do not need to say anything about the Thessalonians (see </w:t>
       </w:r>
-      <w:hyperlink r:id="rId21">
+      <w:hyperlink r:id="rId19">
         <w:r>
           <w:rPr>
             <w:lang w:val="en_US" w:bidi="en_US"/>
@@ -7573,7 +7508,7 @@
         </w:rPr>
         <w:t xml:space="preserve"> is parallel with the phrase “to serve” in the previous verse (</w:t>
       </w:r>
-      <w:hyperlink r:id="rId22">
+      <w:hyperlink r:id="rId20">
         <w:r>
           <w:rPr>
             <w:lang w:val="en_US" w:bidi="en_US"/>
@@ -8636,7 +8571,7 @@
         </w:rPr>
         <w:t xml:space="preserve"> introduces a longer explanation of the “entrance” that Paul and his fellow workers had among the Thessalonians (see </w:t>
       </w:r>
-      <w:hyperlink r:id="rId22">
+      <w:hyperlink r:id="rId20">
         <w:r>
           <w:rPr>
             <w:lang w:val="en_US" w:bidi="en_US"/>
@@ -8654,7 +8589,7 @@
         </w:rPr>
         <w:t xml:space="preserve">). This explanation is found in </w:t>
       </w:r>
-      <w:hyperlink r:id="rId23">
+      <w:hyperlink r:id="rId21">
         <w:r>
           <w:rPr>
             <w:lang w:val="en_US" w:bidi="en_US"/>
@@ -8907,7 +8842,7 @@
         </w:rPr>
         <w:t xml:space="preserve">Here, just as in </w:t>
       </w:r>
-      <w:hyperlink r:id="rId22">
+      <w:hyperlink r:id="rId20">
         <w:r>
           <w:rPr>
             <w:lang w:val="en_US" w:bidi="en_US"/>
@@ -9173,7 +9108,7 @@
         </w:rPr>
         <w:t xml:space="preserve"> introduces a contrast with how Paul and his fellow workers might have visited the Thessalonians “in vain” (see </w:t>
       </w:r>
-      <w:hyperlink r:id="rId24">
+      <w:hyperlink r:id="rId22">
         <w:r>
           <w:rPr>
             <w:lang w:val="en_US" w:bidi="en_US"/>
@@ -9289,7 +9224,7 @@
         </w:rPr>
         <w:t xml:space="preserve">These words provide background information about what happened when Paul, Silvanus, and Timothy were in the city of Philippi. You can read about this in </w:t>
       </w:r>
-      <w:hyperlink r:id="rId25">
+      <w:hyperlink r:id="rId23">
         <w:r>
           <w:rPr>
             <w:lang w:val="en_US" w:bidi="en_US"/>
@@ -11474,7 +11409,7 @@
         </w:rPr>
         <w:t xml:space="preserve"> to wherever it would be natural in your language. See how you translated the similar form in </w:t>
       </w:r>
-      <w:hyperlink r:id="rId26">
+      <w:hyperlink r:id="rId24">
         <w:r>
           <w:rPr>
             <w:lang w:val="en_US" w:bidi="en_US"/>
@@ -13065,7 +13000,7 @@
         </w:rPr>
         <w:t xml:space="preserve">. Alternate translation: “in the midst of you, just as a mother might comfort her own children” (2) a description of what he is about to say about how they long for the Thessalonians (see </w:t>
       </w:r>
-      <w:hyperlink r:id="rId27">
+      <w:hyperlink r:id="rId25">
         <w:r>
           <w:rPr>
             <w:lang w:val="en_US" w:bidi="en_US"/>
@@ -13442,7 +13377,7 @@
         </w:rPr>
         <w:t xml:space="preserve"> (see the similar phrase in </w:t>
       </w:r>
-      <w:hyperlink r:id="rId26">
+      <w:hyperlink r:id="rId24">
         <w:r>
           <w:rPr>
             <w:lang w:val="en_US" w:bidi="en_US"/>
@@ -14204,7 +14139,7 @@
         </w:rPr>
         <w:t xml:space="preserve"> (see the similar phrase in </w:t>
       </w:r>
-      <w:hyperlink r:id="rId27">
+      <w:hyperlink r:id="rId25">
         <w:r>
           <w:rPr>
             <w:lang w:val="en_US" w:bidi="en_US"/>
@@ -14607,7 +14542,7 @@
         </w:rPr>
         <w:t xml:space="preserve">Paul is leaving out some of the words that in many languages a sentence would need in order to be complete. You could supply these words from the previous verse if it would be clearer in your language (see </w:t>
       </w:r>
-      <w:hyperlink r:id="rId28">
+      <w:hyperlink r:id="rId26">
         <w:r>
           <w:rPr>
             <w:lang w:val="en_US" w:bidi="en_US"/>
@@ -15761,7 +15696,7 @@
         </w:rPr>
         <w:t xml:space="preserve"> could imply that: (1) Paul and his fellow workers thank God about the Thessalonians like other people do (see </w:t>
       </w:r>
-      <w:hyperlink r:id="rId29">
+      <w:hyperlink r:id="rId27">
         <w:r>
           <w:rPr>
             <w:lang w:val="en_US" w:bidi="en_US"/>
@@ -15890,7 +15825,7 @@
         </w:rPr>
         <w:t xml:space="preserve"> here as a generalization for emphasis. If it would be helpful in your language, you could use a different way to express the emphasis. See how you translated the similar form in </w:t>
       </w:r>
-      <w:hyperlink r:id="rId17">
+      <w:hyperlink r:id="rId15">
         <w:r>
           <w:rPr>
             <w:lang w:val="en_US" w:bidi="en_US"/>
@@ -18249,7 +18184,7 @@
         </w:rPr>
         <w:t xml:space="preserve"> could introduce: (1) a reason why Paul says that the unbelieving Jews are not “pleasing to God” and are “hostile to all men” (see </w:t>
       </w:r>
-      <w:hyperlink r:id="rId30">
+      <w:hyperlink r:id="rId28">
         <w:r>
           <w:rPr>
             <w:lang w:val="en_US" w:bidi="en_US"/>
@@ -18267,7 +18202,7 @@
         </w:rPr>
         <w:t xml:space="preserve">). Alternate translation: “because they forbid” or “which is because they forbid” (2) the means by which the unbelieving Jews act in ways that are not “pleasing to God” and “hostile to all men” (see </w:t>
       </w:r>
-      <w:hyperlink r:id="rId30">
+      <w:hyperlink r:id="rId28">
         <w:r>
           <w:rPr>
             <w:lang w:val="en_US" w:bidi="en_US"/>
@@ -19290,7 +19225,7 @@
         </w:rPr>
         <w:t xml:space="preserve">, you could express the same idea in another way. See how you translated this word in </w:t>
       </w:r>
-      <w:hyperlink r:id="rId15">
+      <w:hyperlink r:id="rId13">
         <w:r>
           <w:rPr>
             <w:lang w:val="en_US" w:bidi="en_US"/>
@@ -19680,7 +19615,7 @@
         </w:rPr>
         <w:t xml:space="preserve">Here Paul refers to how he and his fellow workers had to leave the Thessalonians soon after arriving in their city and preaching the good news to them. You can read about this in </w:t>
       </w:r>
-      <w:hyperlink r:id="rId31">
+      <w:hyperlink r:id="rId29">
         <w:r>
           <w:rPr>
             <w:lang w:val="en_US" w:bidi="en_US"/>
@@ -19796,7 +19731,7 @@
         </w:rPr>
         <w:t xml:space="preserve">If your language does not use this passive form, you could express the idea in active form or in another way that is natural in your language. If you must state who did the action, </w:t>
       </w:r>
-      <w:hyperlink r:id="rId31">
+      <w:hyperlink r:id="rId29">
         <w:r>
           <w:rPr>
             <w:lang w:val="en_US" w:bidi="en_US"/>
@@ -22386,7 +22321,7 @@
         </w:rPr>
         <w:t xml:space="preserve"> could introduce: (1) a restatement of the point that Paul made in the previous verse (See: </w:t>
       </w:r>
-      <w:hyperlink r:id="rId32">
+      <w:hyperlink r:id="rId30">
         <w:r>
           <w:rPr>
             <w:lang w:val="en_US" w:bidi="en_US"/>
@@ -22404,7 +22339,7 @@
         </w:rPr>
         <w:t xml:space="preserve">). Alternate translation: “Yes,” (2) the basis for the point that Paul made in the previous verse (See: </w:t>
       </w:r>
-      <w:hyperlink r:id="rId32">
+      <w:hyperlink r:id="rId30">
         <w:r>
           <w:rPr>
             <w:lang w:val="en_US" w:bidi="en_US"/>
@@ -22657,7 +22592,7 @@
         </w:rPr>
         <w:t xml:space="preserve"> introduces an inference or result based on what Paul said in the previous verses about how he and his fellow workers desired to visit the Thessalonians (see </w:t>
       </w:r>
-      <w:hyperlink r:id="rId33">
+      <w:hyperlink r:id="rId31">
         <w:r>
           <w:rPr>
             <w:lang w:val="en_US" w:bidi="en_US"/>
@@ -24392,7 +24327,7 @@
         </w:rPr>
         <w:t xml:space="preserve"> could introduce: (1) another purpose for which Paul sent Timothy to the Thessalonians to strengthen and comfort them (see </w:t>
       </w:r>
-      <w:hyperlink r:id="rId34">
+      <w:hyperlink r:id="rId32">
         <w:r>
           <w:rPr>
             <w:lang w:val="en_US" w:bidi="en_US"/>
@@ -25337,7 +25272,7 @@
         </w:rPr>
         <w:t xml:space="preserve"> introduces another reason why the Thessalonians should “not be disturbed by these afflictions” (see </w:t>
       </w:r>
-      <w:hyperlink r:id="rId35">
+      <w:hyperlink r:id="rId33">
         <w:r>
           <w:rPr>
             <w:lang w:val="en_US" w:bidi="en_US"/>
@@ -25949,7 +25884,7 @@
         </w:rPr>
         <w:t xml:space="preserve"> could refer to: (1) what Paul said in the previous verse about how the believers have experienced affliction (See: </w:t>
       </w:r>
-      <w:hyperlink r:id="rId36">
+      <w:hyperlink r:id="rId34">
         <w:r>
           <w:rPr>
             <w:lang w:val="en_US" w:bidi="en_US"/>
@@ -26065,7 +26000,7 @@
         </w:rPr>
         <w:t xml:space="preserve">Here, much as in </w:t>
       </w:r>
-      <w:hyperlink r:id="rId37">
+      <w:hyperlink r:id="rId35">
         <w:r>
           <w:rPr>
             <w:lang w:val="en_US" w:bidi="en_US"/>
@@ -26220,7 +26155,7 @@
         </w:rPr>
         <w:t xml:space="preserve">Here, much as in </w:t>
       </w:r>
-      <w:hyperlink r:id="rId37">
+      <w:hyperlink r:id="rId35">
         <w:r>
           <w:rPr>
             <w:lang w:val="en_US" w:bidi="en_US"/>
@@ -28653,7 +28588,7 @@
         </w:rPr>
         <w:t xml:space="preserve"> introduces a reason why what Paul said in the previous verse about being encouraged is true (See: </w:t>
       </w:r>
-      <w:hyperlink r:id="rId38">
+      <w:hyperlink r:id="rId36">
         <w:r>
           <w:rPr>
             <w:lang w:val="en_US" w:bidi="en_US"/>
@@ -31471,7 +31406,7 @@
         </w:rPr>
         <w:t xml:space="preserve"> refer to the same person. If it would be helpful in your language, you could make this idea more explicit. See how you translated the similar phrase in </w:t>
       </w:r>
-      <w:hyperlink r:id="rId16">
+      <w:hyperlink r:id="rId14">
         <w:r>
           <w:rPr>
             <w:lang w:val="en_US" w:bidi="en_US"/>
@@ -32579,7 +32514,7 @@
         </w:rPr>
         <w:t xml:space="preserve"> introduces the purpose for which Paul prays that the Lord will make the Thessalonians increase in love (see </w:t>
       </w:r>
-      <w:hyperlink r:id="rId39">
+      <w:hyperlink r:id="rId37">
         <w:r>
           <w:rPr>
             <w:lang w:val="en_US" w:bidi="en_US"/>
@@ -33191,7 +33126,7 @@
         </w:rPr>
         <w:t xml:space="preserve"> refer to the same person. If it would be helpful in your language, you could make this idea more explicit. See how you translated the similar phrase in </w:t>
       </w:r>
-      <w:hyperlink r:id="rId40">
+      <w:hyperlink r:id="rId38">
         <w:r>
           <w:rPr>
             <w:lang w:val="en_US" w:bidi="en_US"/>
@@ -34188,7 +34123,7 @@
         </w:rPr>
         <w:t xml:space="preserve">. If it would be helpful in your language, you could state the meaning plainly. See you how you translated the similar phrase in </w:t>
       </w:r>
-      <w:hyperlink r:id="rId41">
+      <w:hyperlink r:id="rId39">
         <w:r>
           <w:rPr>
             <w:lang w:val="en_US" w:bidi="en_US"/>
@@ -34728,7 +34663,7 @@
         </w:rPr>
         <w:t xml:space="preserve"> introduces a further explanation of what Paul said in the previous verse about how the Thessalonians received instructions from Paul and his fellow workers (See: </w:t>
       </w:r>
-      <w:hyperlink r:id="rId42">
+      <w:hyperlink r:id="rId40">
         <w:r>
           <w:rPr>
             <w:lang w:val="en_US" w:bidi="en_US"/>
@@ -35105,7 +35040,7 @@
         </w:rPr>
         <w:t xml:space="preserve"> introduces specific examples of the “commands” that Paul and his fellow workers gave to the Thessalonians (See: </w:t>
       </w:r>
-      <w:hyperlink r:id="rId43">
+      <w:hyperlink r:id="rId41">
         <w:r>
           <w:rPr>
             <w:lang w:val="en_US" w:bidi="en_US"/>
@@ -35534,7 +35469,7 @@
         </w:rPr>
         <w:t xml:space="preserve">. This explanation continues in </w:t>
       </w:r>
-      <w:hyperlink r:id="rId44">
+      <w:hyperlink r:id="rId42">
         <w:r>
           <w:rPr>
             <w:lang w:val="en_US" w:bidi="en_US"/>
@@ -35852,7 +35787,7 @@
         </w:rPr>
         <w:t xml:space="preserve"> could: (1) give another example of what “sanctification” means (See: </w:t>
       </w:r>
-      <w:hyperlink r:id="rId45">
+      <w:hyperlink r:id="rId43">
         <w:r>
           <w:rPr>
             <w:lang w:val="en_US" w:bidi="en_US"/>
@@ -35870,7 +35805,7 @@
         </w:rPr>
         <w:t xml:space="preserve">). Alternate translation: “and that each of you knows” (2) describe more specifically what it means to avoid “sexual immorality” (See: </w:t>
       </w:r>
-      <w:hyperlink r:id="rId45">
+      <w:hyperlink r:id="rId43">
         <w:r>
           <w:rPr>
             <w:lang w:val="en_US" w:bidi="en_US"/>
@@ -36723,7 +36658,7 @@
         </w:rPr>
         <w:t xml:space="preserve"> contrasts with the previous phrase “in holiness and honor” (See: </w:t>
       </w:r>
-      <w:hyperlink r:id="rId46">
+      <w:hyperlink r:id="rId44">
         <w:r>
           <w:rPr>
             <w:lang w:val="en_US" w:bidi="en_US"/>
@@ -37485,7 +37420,7 @@
         </w:rPr>
         <w:t xml:space="preserve"> could introduce: (1) the purpose of what Paul has said in </w:t>
       </w:r>
-      <w:hyperlink r:id="rId47">
+      <w:hyperlink r:id="rId45">
         <w:r>
           <w:rPr>
             <w:lang w:val="en_US" w:bidi="en_US"/>
@@ -37503,7 +37438,7 @@
         </w:rPr>
         <w:t xml:space="preserve"> about abstaining from sexual immorality. Alternate translation: “in order not to transgress” (2) another example of what “sanctification” means (See: </w:t>
       </w:r>
-      <w:hyperlink r:id="rId45">
+      <w:hyperlink r:id="rId43">
         <w:r>
           <w:rPr>
             <w:lang w:val="en_US" w:bidi="en_US"/>
@@ -37521,7 +37456,7 @@
         </w:rPr>
         <w:t xml:space="preserve">). Alternate translation: “and that each of you does not transgress” (3) another description of what it means to avoid “sexual immorality” (See: </w:t>
       </w:r>
-      <w:hyperlink r:id="rId45">
+      <w:hyperlink r:id="rId43">
         <w:r>
           <w:rPr>
             <w:lang w:val="en_US" w:bidi="en_US"/>
@@ -38590,7 +38525,7 @@
         </w:rPr>
         <w:t xml:space="preserve"> introduces a reason or basis for what Paul has said about avoiding sexual immorality (See: </w:t>
       </w:r>
-      <w:hyperlink r:id="rId48">
+      <w:hyperlink r:id="rId46">
         <w:r>
           <w:rPr>
             <w:lang w:val="en_US" w:bidi="en_US"/>
@@ -39052,7 +38987,7 @@
         </w:rPr>
         <w:t xml:space="preserve"> introduces an inference or conclusion from what Paul has said in </w:t>
       </w:r>
-      <w:hyperlink r:id="rId49">
+      <w:hyperlink r:id="rId47">
         <w:r>
           <w:rPr>
             <w:lang w:val="en_US" w:bidi="en_US"/>
@@ -40735,7 +40670,7 @@
         </w:rPr>
         <w:t xml:space="preserve"> introduces another reason why Paul and his fellow workers do not need to write to the Thessalonians (see </w:t>
       </w:r>
-      <w:hyperlink r:id="rId50">
+      <w:hyperlink r:id="rId48">
         <w:r>
           <w:rPr>
             <w:lang w:val="en_US" w:bidi="en_US"/>
@@ -40877,7 +40812,7 @@
         </w:rPr>
         <w:t xml:space="preserve"> refers to “brotherly love” (see </w:t>
       </w:r>
-      <w:hyperlink r:id="rId50">
+      <w:hyperlink r:id="rId48">
         <w:r>
           <w:rPr>
             <w:lang w:val="en_US" w:bidi="en_US"/>
@@ -41711,7 +41646,7 @@
         </w:rPr>
         <w:t xml:space="preserve"> could introduce: (1) the result of doing what Paul has commanded in </w:t>
       </w:r>
-      <w:hyperlink r:id="rId51">
+      <w:hyperlink r:id="rId49">
         <w:r>
           <w:rPr>
             <w:lang w:val="en_US" w:bidi="en_US"/>
@@ -41729,7 +41664,7 @@
         </w:rPr>
         <w:t xml:space="preserve">. Alternate translation: “with the result that” (2) the purpose of doing what Paul has commanded in </w:t>
       </w:r>
-      <w:hyperlink r:id="rId51">
+      <w:hyperlink r:id="rId49">
         <w:r>
           <w:rPr>
             <w:lang w:val="en_US" w:bidi="en_US"/>
@@ -44182,7 +44117,7 @@
         </w:rPr>
         <w:t xml:space="preserve">See how you translated the similar phrase in </w:t>
       </w:r>
-      <w:hyperlink r:id="rId52">
+      <w:hyperlink r:id="rId50">
         <w:r>
           <w:rPr>
             <w:lang w:val="en_US" w:bidi="en_US"/>
@@ -45394,7 +45329,7 @@
         </w:rPr>
         <w:t xml:space="preserve"> refers to the specific time in the future when Jesus will come back to earth, judge everyone, punish unbelievers, and reward believers. If it would be helpful in your language, you could make this idea more explicit. See how you translated the similar phrase in </w:t>
       </w:r>
-      <w:hyperlink r:id="rId53">
+      <w:hyperlink r:id="rId51">
         <w:r>
           <w:rPr>
             <w:lang w:val="en_US" w:bidi="en_US"/>
@@ -45634,7 +45569,7 @@
         </w:rPr>
         <w:t xml:space="preserve"> indicates that people who are alive when Jesus comes back will not meet him first. Instead, believers who have died will meet him first, and then believers who are alive will meet him. Paul explains this further in the following verse (see </w:t>
       </w:r>
-      <w:hyperlink r:id="rId54">
+      <w:hyperlink r:id="rId52">
         <w:r>
           <w:rPr>
             <w:lang w:val="en_US" w:bidi="en_US"/>
@@ -45750,7 +45685,7 @@
         </w:rPr>
         <w:t xml:space="preserve">See how you translated the similar phrase in </w:t>
       </w:r>
-      <w:hyperlink r:id="rId55">
+      <w:hyperlink r:id="rId53">
         <w:r>
           <w:rPr>
             <w:lang w:val="en_US" w:bidi="en_US"/>
@@ -45879,7 +45814,7 @@
         </w:rPr>
         <w:t xml:space="preserve"> introduces an elaboration or explanation of what Paul said in the previous verse about how living believers will not “go before” dead believers (see </w:t>
       </w:r>
-      <w:hyperlink r:id="rId56">
+      <w:hyperlink r:id="rId54">
         <w:r>
           <w:rPr>
             <w:lang w:val="en_US" w:bidi="en_US"/>
@@ -45897,7 +45832,7 @@
         </w:rPr>
         <w:t xml:space="preserve">). This explanation continues in </w:t>
       </w:r>
-      <w:hyperlink r:id="rId57">
+      <w:hyperlink r:id="rId55">
         <w:r>
           <w:rPr>
             <w:lang w:val="en_US" w:bidi="en_US"/>
@@ -47605,7 +47540,7 @@
         </w:rPr>
         <w:t xml:space="preserve"> from other people. Be sure that this distinction is clear in your translation. See how you translated the similar phrases in </w:t>
       </w:r>
-      <w:hyperlink r:id="rId56">
+      <w:hyperlink r:id="rId54">
         <w:r>
           <w:rPr>
             <w:lang w:val="en_US" w:bidi="en_US"/>
@@ -48452,7 +48387,7 @@
         </w:rPr>
         <w:t xml:space="preserve"> refers to what Paul has said in </w:t>
       </w:r>
-      <w:hyperlink r:id="rId58">
+      <w:hyperlink r:id="rId56">
         <w:r>
           <w:rPr>
             <w:lang w:val="en_US" w:bidi="en_US"/>
@@ -51466,7 +51401,7 @@
         </w:rPr>
         <w:t xml:space="preserve">Here Paul is again referring to what he called “the day of the Lord” in </w:t>
       </w:r>
-      <w:hyperlink r:id="rId59">
+      <w:hyperlink r:id="rId57">
         <w:r>
           <w:rPr>
             <w:lang w:val="en_US" w:bidi="en_US"/>
@@ -51497,7 +51432,7 @@
         </w:rPr>
         <w:t xml:space="preserve">, and express the idea as you did in </w:t>
       </w:r>
-      <w:hyperlink r:id="rId59">
+      <w:hyperlink r:id="rId57">
         <w:r>
           <w:rPr>
             <w:lang w:val="en_US" w:bidi="en_US"/>
@@ -51861,7 +51796,7 @@
         </w:rPr>
         <w:t xml:space="preserve"> introduces a reason or basis for what Paul has said about how the “day” will not overtake the Thessalonians (see </w:t>
       </w:r>
-      <w:hyperlink r:id="rId59">
+      <w:hyperlink r:id="rId57">
         <w:r>
           <w:rPr>
             <w:lang w:val="en_US" w:bidi="en_US"/>
@@ -53687,7 +53622,7 @@
         </w:rPr>
         <w:t xml:space="preserve"> introduces a further explanation of the contrast between night and day (see </w:t>
       </w:r>
-      <w:hyperlink r:id="rId60">
+      <w:hyperlink r:id="rId58">
         <w:r>
           <w:rPr>
             <w:lang w:val="en_US" w:bidi="en_US"/>
@@ -54096,7 +54031,7 @@
         </w:rPr>
         <w:t xml:space="preserve"> introduces a contrast with the people who “sleep” and “get drunk” during the night (see </w:t>
       </w:r>
-      <w:hyperlink r:id="rId61">
+      <w:hyperlink r:id="rId59">
         <w:r>
           <w:rPr>
             <w:lang w:val="en_US" w:bidi="en_US"/>
@@ -54460,7 +54395,7 @@
         </w:rPr>
         <w:t xml:space="preserve"> means basically the same thing as the phrase “sons of day” in </w:t>
       </w:r>
-      <w:hyperlink r:id="rId62">
+      <w:hyperlink r:id="rId60">
         <w:r>
           <w:rPr>
             <w:lang w:val="en_US" w:bidi="en_US"/>
@@ -54602,7 +54537,7 @@
         </w:rPr>
         <w:t xml:space="preserve"> contrasts with the phrase “get drunk” in the previous verse (</w:t>
       </w:r>
-      <w:hyperlink r:id="rId61">
+      <w:hyperlink r:id="rId59">
         <w:r>
           <w:rPr>
             <w:lang w:val="en_US" w:bidi="en_US"/>
@@ -55455,7 +55390,7 @@
         </w:rPr>
         <w:t xml:space="preserve"> introduces a reason why the Thessalonians should do what Paul has commanded them to do in </w:t>
       </w:r>
-      <w:hyperlink r:id="rId63">
+      <w:hyperlink r:id="rId61">
         <w:r>
           <w:rPr>
             <w:lang w:val="en_US" w:bidi="en_US"/>
@@ -59977,7 +59912,7 @@
         </w:rPr>
         <w:t xml:space="preserve"> could introduce a reason or basis for: (1) the three commands in </w:t>
       </w:r>
-      <w:hyperlink r:id="rId64">
+      <w:hyperlink r:id="rId62">
         <w:r>
           <w:rPr>
             <w:lang w:val="en_US" w:bidi="en_US"/>
@@ -60119,7 +60054,7 @@
         </w:rPr>
         <w:t xml:space="preserve"> could refer to: (1) the three commands in </w:t>
       </w:r>
-      <w:hyperlink r:id="rId64">
+      <w:hyperlink r:id="rId62">
         <w:r>
           <w:rPr>
             <w:lang w:val="en_US" w:bidi="en_US"/>
@@ -60659,7 +60594,7 @@
         </w:rPr>
         <w:t xml:space="preserve">Here Paul may be giving a specific example of his command not to “quench the Spirit” in </w:t>
       </w:r>
-      <w:hyperlink r:id="rId65">
+      <w:hyperlink r:id="rId63">
         <w:r>
           <w:rPr>
             <w:lang w:val="en_US" w:bidi="en_US"/>
@@ -61010,7 +60945,7 @@
         </w:rPr>
         <w:t xml:space="preserve">Here Paul could be referring to: (1) the “prophecies” that he referred to in the previous verse (see </w:t>
       </w:r>
-      <w:hyperlink r:id="rId66">
+      <w:hyperlink r:id="rId64">
         <w:r>
           <w:rPr>
             <w:lang w:val="en_US" w:bidi="en_US"/>
@@ -61250,7 +61185,7 @@
         </w:rPr>
         <w:t>Here, much as in the previous verse (</w:t>
       </w:r>
-      <w:hyperlink r:id="rId67">
+      <w:hyperlink r:id="rId65">
         <w:r>
           <w:rPr>
             <w:lang w:val="en_US" w:bidi="en_US"/>
@@ -61268,7 +61203,7 @@
         </w:rPr>
         <w:t xml:space="preserve">), Paul could be referring to: (1) the “prophecies” that he referred to in </w:t>
       </w:r>
-      <w:hyperlink r:id="rId66">
+      <w:hyperlink r:id="rId64">
         <w:r>
           <w:rPr>
             <w:lang w:val="en_US" w:bidi="en_US"/>
@@ -61839,7 +61774,7 @@
         </w:rPr>
         <w:t xml:space="preserve">, which is a title for God found in the New Testament (see </w:t>
       </w:r>
-      <w:hyperlink r:id="rId68">
+      <w:hyperlink r:id="rId66">
         <w:r>
           <w:rPr>
             <w:lang w:val="en_US" w:bidi="en_US"/>
@@ -61857,7 +61792,7 @@
         </w:rPr>
         <w:t xml:space="preserve">; </w:t>
       </w:r>
-      <w:hyperlink r:id="rId69">
+      <w:hyperlink r:id="rId67">
         <w:r>
           <w:rPr>
             <w:lang w:val="en_US" w:bidi="en_US"/>
@@ -61875,7 +61810,7 @@
         </w:rPr>
         <w:t xml:space="preserve">; </w:t>
       </w:r>
-      <w:hyperlink r:id="rId70">
+      <w:hyperlink r:id="rId68">
         <w:r>
           <w:rPr>
             <w:lang w:val="en_US" w:bidi="en_US"/>
@@ -61893,7 +61828,7 @@
         </w:rPr>
         <w:t xml:space="preserve">; </w:t>
       </w:r>
-      <w:hyperlink r:id="rId71">
+      <w:hyperlink r:id="rId69">
         <w:r>
           <w:rPr>
             <w:lang w:val="en_US" w:bidi="en_US"/>
@@ -62896,7 +62831,7 @@
         </w:rPr>
         <w:t xml:space="preserve"> refers to the specific time in the future when Jesus will come back to earth, judge everyone, punish unbelievers, and reward believers. If it would be helpful in your language, you could make this idea more explicit. See how you translated the similar phrase in </w:t>
       </w:r>
-      <w:hyperlink r:id="rId56">
+      <w:hyperlink r:id="rId54">
         <w:r>
           <w:rPr>
             <w:lang w:val="en_US" w:bidi="en_US"/>
@@ -63273,7 +63208,7 @@
         </w:rPr>
         <w:t xml:space="preserve"> refer to “the God of peace” (see </w:t>
       </w:r>
-      <w:hyperlink r:id="rId72">
+      <w:hyperlink r:id="rId70">
         <w:r>
           <w:rPr>
             <w:lang w:val="en_US" w:bidi="en_US"/>
@@ -63402,7 +63337,7 @@
         </w:rPr>
         <w:t xml:space="preserve">. He implies that God will do what Paul prayed for in the previous verse (see </w:t>
       </w:r>
-      <w:hyperlink r:id="rId72">
+      <w:hyperlink r:id="rId70">
         <w:r>
           <w:rPr>
             <w:lang w:val="en_US" w:bidi="en_US"/>
@@ -63531,7 +63466,7 @@
         </w:rPr>
         <w:t xml:space="preserve"> indicates that the Thessalonians should be praying for Paul, Silas, and Timothy just as Paul, Silas, and Timothy pray for them (see </w:t>
       </w:r>
-      <w:hyperlink r:id="rId72">
+      <w:hyperlink r:id="rId70">
         <w:r>
           <w:rPr>
             <w:lang w:val="en_US" w:bidi="en_US"/>

--- a/eng/docx/52.content.docx
+++ b/eng/docx/52.content.docx
@@ -141,13 +141,6 @@
         <w:rPr>
           <w:lang w:val="en_US" w:bidi="en_US"/>
         </w:rPr>
-      </w:r>
-      <w:r>
-        <w:rPr>
-          <w:i/>
-          <w:lang w:val="en_US" w:bidi="en_US"/>
-        </w:rPr>
-        <w:t>1 Thessalonians 1:1 (#1), 1 Thessalonians 1:1 (#2), 1 Thessalonians 1:1 (#3), 1 Thessalonians 1:1 (#4), 1 Thessalonians 1:1 (#5), 1 Thessalonians 1:1 (#6), 1 Thessalonians 1:1 (#7), 1 Thessalonians 1:1 (#8), 1 Thessalonians 1:1 (#9), 1 Thessalonians 1:2 (#1), 1 Thessalonians 1:2 (#2), 1 Thessalonians 1:2 (#3), 1 Thessalonians 1:3 (#1), 1 Thessalonians 1:3 (#2), 1 Thessalonians 1:3 (#3), 1 Thessalonians 1:3 (#4), 1 Thessalonians 1:3 (#5), 1 Thessalonians 1:3 (#6), 1 Thessalonians 1:3 (#7), 1 Thessalonians 1:3 (#8), 1 Thessalonians 1:4 (#1), 1 Thessalonians 1:4 (#2), 1 Thessalonians 1:4 (#3), 1 Thessalonians 1:4 (#4), 1 Thessalonians 1:4 (#5), 1 Thessalonians 1:5 (#1), 1 Thessalonians 1:5 (#2), 1 Thessalonians 1:5 (#3), 1 Thessalonians 1:5 (#4), 1 Thessalonians 1:5 (#5), 1 Thessalonians 1:5 (#6), 1 Thessalonians 1:6 (#1), 1 Thessalonians 1:6 (#2), 1 Thessalonians 1:6 (#3), 1 Thessalonians 1:6 (#4), 1 Thessalonians 1:6 (#5), 1 Thessalonians 1:6 (#6), 1 Thessalonians 1:7 (#1), 1 Thessalonians 1:7 (#2), 1 Thessalonians 1:7 (#3), 1 Thessalonians 1:8 (#1), 1 Thessalonians 1:8 (#2), 1 Thessalonians 1:8 (#3), 1 Thessalonians 1:8 (#4), 1 Thessalonians 1:8 (#5), 1 Thessalonians 1:8 (#6), 1 Thessalonians 1:8 (#7), 1 Thessalonians 1:8 (#8), 1 Thessalonians 1:8 (#9), 1 Thessalonians 1:8 (#10), 1 Thessalonians 1:9 (#1), 1 Thessalonians 1:9 (#2), 1 Thessalonians 1:9 (#3), 1 Thessalonians 1:9 (#4), 1 Thessalonians 1:9 (#5), 1 Thessalonians 1:9 (#6), 1 Thessalonians 1:9 (#7), 1 Thessalonians 1:9 (#8), 1 Thessalonians 1:10 (#1), 1 Thessalonians 1:10 (#2), 1 Thessalonians 1:10 (#3), 1 Thessalonians 1:10 (#4), 1 Thessalonians 1:10 (#5), 1 Thessalonians 1:10 (#6), 1 Thessalonians 1:10 (#7), 1 Thessalonians 1:10 (#8), 1 Thessalonians 1:10 (#9), 1 Thessalonians 2:1 (#1), 1 Thessalonians 2:1 (#2), 1 Thessalonians 2:1 (#3), 1 Thessalonians 2:1 (#4), 1 Thessalonians 2:2 (#1), 1 Thessalonians 2:2 (#2), 1 Thessalonians 2:2 (#3), 1 Thessalonians 2:2 (#4), 1 Thessalonians 2:2 (#5), 1 Thessalonians 2:2 (#6), 1 Thessalonians 2:2 (#7), 1 Thessalonians 2:2 (#8), 1 Thessalonians 2:2 (#9), 1 Thessalonians 2:3 (#1), 1 Thessalonians 2:3 (#2), 1 Thessalonians 2:3 (#3), 1 Thessalonians 2:3 (#4), 1 Thessalonians 2:4 (#1), 1 Thessalonians 2:4 (#2), 1 Thessalonians 2:4 (#3), 1 Thessalonians 2:4 (#4), 1 Thessalonians 2:4 (#5), 1 Thessalonians 2:5 (#1), 1 Thessalonians 2:5 (#2), 1 Thessalonians 2:5 (#3), 1 Thessalonians 2:5 (#4), 1 Thessalonians 2:5 (#5), 1 Thessalonians 2:5 (#6), 1 Thessalonians 2:5 (#7), 1 Thessalonians 2:5 (#8), 1 Thessalonians 2:6 (#1), 1 Thessalonians 2:6 (#2), 1 Thessalonians 2:7 (#1), 1 Thessalonians 2:7 (#2), 1 Thessalonians 2:7 (#3), 1 Thessalonians 2:7 (#4), 1 Thessalonians 2:7 (#5), 1 Thessalonians 2:7 (#6), 1 Thessalonians 2:8 (#1), 1 Thessalonians 2:8 (#2), 1 Thessalonians 2:8 (#3), 1 Thessalonians 2:8 (#4), 1 Thessalonians 2:9 (#1), 1 Thessalonians 2:9 (#2), 1 Thessalonians 2:9 (#3), 1 Thessalonians 2:9 (#4), 1 Thessalonians 2:9 (#5), 1 Thessalonians 2:10 (#1), 1 Thessalonians 2:10 (#2), 1 Thessalonians 2:11 (#1), 1 Thessalonians 2:11 (#2), 1 Thessalonians 2:12 (#1), 1 Thessalonians 2:12 (#2), 1 Thessalonians 2:12 (#3), 1 Thessalonians 2:12 (#4), 1 Thessalonians 2:12 (#5), 1 Thessalonians 2:12 (#6), 1 Thessalonians 2:12 (#7), 1 Thessalonians 2:13 (#1), 1 Thessalonians 2:13 (#2), 1 Thessalonians 2:13 (#3), 1 Thessalonians 2:13 (#4), 1 Thessalonians 2:13 (#5), 1 Thessalonians 2:13 (#6), 1 Thessalonians 2:13 (#7), 1 Thessalonians 2:13 (#8), 1 Thessalonians 2:14 (#1), 1 Thessalonians 2:14 (#2), 1 Thessalonians 2:14 (#3), 1 Thessalonians 2:14 (#4), 1 Thessalonians 2:14 (#5), 1 Thessalonians 2:14 (#6), 1 Thessalonians 2:14 (#7), 1 Thessalonians 2:14–15 (#1), 1 Thessalonians 2:15 (#1), 1 Thessalonians 2:15 (#2), 1 Thessalonians 2:15 (#3), 1 Thessalonians 2:15 (#4), 1 Thessalonians 2:15 (#5), 1 Thessalonians 2:16 (#1), 1 Thessalonians 2:16 (#2), 1 Thessalonians 2:16 (#3), 1 Thessalonians 2:16 (#4), 1 Thessalonians 2:16 (#5), 1 Thessalonians 2:16 (#6), 1 Thessalonians 2:16 (#7), 1 Thessalonians 2:16 (#8), 1 Thessalonians 2:16 (#9), 1 Thessalonians 2:16 (#10), 1 Thessalonians 2:17 (#1), 1 Thessalonians 2:17 (#2), 1 Thessalonians 2:17 (#3), 1 Thessalonians 2:17 (#4), 1 Thessalonians 2:17 (#5), 1 Thessalonians 2:17 (#6), 1 Thessalonians 2:17 (#7), 1 Thessalonians 2:17 (#8), 1 Thessalonians 2:18 (#1), 1 Thessalonians 2:18 (#2), 1 Thessalonians 2:18 (#3), 1 Thessalonians 2:18 (#4), 1 Thessalonians 2:18 (#5), 1 Thessalonians 2:19 (#1), 1 Thessalonians 2:19 (#2), 1 Thessalonians 2:19 (#3), 1 Thessalonians 2:19 (#4), 1 Thessalonians 2:19 (#5), 1 Thessalonians 2:19 (#6), 1 Thessalonians 2:19 (#7), 1 Thessalonians 2:19 (#8), 1 Thessalonians 2:19 (#9), 1 Thessalonians 2:19 (#10), 1 Thessalonians 2:19 (#11), 1 Thessalonians 2:20 (#1), 1 Thessalonians 2:20 (#2), 1 Thessalonians 3:1 (#1), 1 Thessalonians 3:1 (#2), 1 Thessalonians 3:1 (#3), 1 Thessalonians 3:1 (#4), 1 Thessalonians 3:1 (#5), 1 Thessalonians 3:1 (#6), 1 Thessalonians 3:2 (#1), 1 Thessalonians 3:2 (#2), 1 Thessalonians 3:2 (#3), 1 Thessalonians 3:2 (#4), 1 Thessalonians 3:2 (#5), 1 Thessalonians 3:2 (#6), 1 Thessalonians 3:2 (#7), 1 Thessalonians 3:2 (#8), 1 Thessalonians 3:2 (#9), 1 Thessalonians 3:3 (#1), 1 Thessalonians 3:3 (#2), 1 Thessalonians 3:3 (#3), 1 Thessalonians 3:3 (#4), 1 Thessalonians 3:3 (#5), 1 Thessalonians 3:3 (#6), 1 Thessalonians 3:3 (#7), 1 Thessalonians 3:3 (#8), 1 Thessalonians 3:4 (#1), 1 Thessalonians 3:4 (#2), 1 Thessalonians 3:4 (#3), 1 Thessalonians 3:4 (#4), 1 Thessalonians 3:4 (#5), 1 Thessalonians 3:5 (#1), 1 Thessalonians 3:5 (#2), 1 Thessalonians 3:5 (#3), 1 Thessalonians 3:5 (#4), 1 Thessalonians 3:5 (#5), 1 Thessalonians 3:5 (#6), 1 Thessalonians 3:5 (#7), 1 Thessalonians 3:5 (#8), 1 Thessalonians 3:5 (#9), 1 Thessalonians 3:5 (#10), 1 Thessalonians 3:6 (#1), 1 Thessalonians 3:6 (#2), 1 Thessalonians 3:6 (#3), 1 Thessalonians 3:6 (#4), 1 Thessalonians 3:6 (#5), 1 Thessalonians 3:6 (#6), 1 Thessalonians 3:6 (#7), 1 Thessalonians 3:7 (#1), 1 Thessalonians 3:7 (#2), 1 Thessalonians 3:7 (#3), 1 Thessalonians 3:7 (#4), 1 Thessalonians 3:7 (#5), 1 Thessalonians 3:8 (#1), 1 Thessalonians 3:8 (#2), 1 Thessalonians 3:8 (#3), 1 Thessalonians 3:8 (#4), 1 Thessalonians 3:8 (#5), 1 Thessalonians 3:8 (#6), 1 Thessalonians 3:8 (#7), 1 Thessalonians 3:9 (#1), 1 Thessalonians 3:9 (#2), 1 Thessalonians 3:9 (#3), 1 Thessalonians 3:9 (#4), 1 Thessalonians 3:9 (#5), 1 Thessalonians 3:9 (#6), 1 Thessalonians 3:9 (#7), 1 Thessalonians 3:9–10 (#1), 1 Thessalonians 3:10 (#1), 1 Thessalonians 3:10 (#2), 1 Thessalonians 3:10 (#3), 1 Thessalonians 3:10 (#4), 1 Thessalonians 3:10 (#5), 1 Thessalonians 3:10 (#6), 1 Thessalonians 3:11 (#1), 1 Thessalonians 3:11 (#2), 1 Thessalonians 3:11 (#3), 1 Thessalonians 3:11 (#4), 1 Thessalonians 3:11 (#5), 1 Thessalonians 3:11–13 (#1), 1 Thessalonians 3:12 (#1), 1 Thessalonians 3:12 (#2), 1 Thessalonians 3:12 (#3), 1 Thessalonians 3:12 (#4), 1 Thessalonians 3:12 (#5), 1 Thessalonians 3:13 (#1), 1 Thessalonians 3:13 (#2), 1 Thessalonians 3:13 (#3), 1 Thessalonians 3:13 (#4), 1 Thessalonians 3:13 (#5), 1 Thessalonians 3:13 (#6), 1 Thessalonians 3:13 (#7), 1 Thessalonians 3:13 (#8), 1 Thessalonians 3:13 (#9), 1 Thessalonians 4:1 (#1), 1 Thessalonians 4:1 (#2), 1 Thessalonians 4:1 (#3), 1 Thessalonians 4:1 (#4), 1 Thessalonians 4:1 (#5), 1 Thessalonians 4:1 (#6), 1 Thessalonians 4:1 (#7), 1 Thessalonians 4:1 (#8), 1 Thessalonians 4:2 (#1), 1 Thessalonians 4:2 (#2), 1 Thessalonians 4:2 (#3), 1 Thessalonians 4:3 (#1), 1 Thessalonians 4:3 (#2), 1 Thessalonians 4:3 (#3), 1 Thessalonians 4:3 (#4), 1 Thessalonians 4:3 (#5), 1 Thessalonians 4:3 (#6), 1 Thessalonians 4:4 (#1), 1 Thessalonians 4:4 (#2), 1 Thessalonians 4:4 (#3), 1 Thessalonians 4:4 (#4), 1 Thessalonians 4:4 (#5), 1 Thessalonians 4:4 (#6), 1 Thessalonians 4:5 (#1), 1 Thessalonians 4:5 (#2), 1 Thessalonians 4:5 (#3), 1 Thessalonians 4:5 (#4), 1 Thessalonians 4:5 (#5), 1 Thessalonians 4:5 (#6), 1 Thessalonians 4:6 (#1), 1 Thessalonians 4:6 (#2), 1 Thessalonians 4:6 (#3), 1 Thessalonians 4:6 (#4), 1 Thessalonians 4:6 (#5), 1 Thessalonians 4:6 (#6), 1 Thessalonians 4:6 (#7), 1 Thessalonians 4:6 (#8), 1 Thessalonians 4:6 (#9), 1 Thessalonians 4:7 (#1), 1 Thessalonians 4:7 (#2), 1 Thessalonians 4:7 (#3), 1 Thessalonians 4:7 (#4), 1 Thessalonians 4:8 (#1), 1 Thessalonians 4:8 (#2), 1 Thessalonians 4:8 (#3), 1 Thessalonians 4:8 (#4), 1 Thessalonians 4:8 (#5), 1 Thessalonians 4:8 (#6), 1 Thessalonians 4:8 (#7), 1 Thessalonians 4:9 (#1), 1 Thessalonians 4:9 (#2), 1 Thessalonians 4:9 (#3), 1 Thessalonians 4:9 (#4), 1 Thessalonians 4:9 (#5), 1 Thessalonians 4:9 (#6), 1 Thessalonians 4:9 (#7), 1 Thessalonians 4:9 (#8), 1 Thessalonians 4:10 (#1), 1 Thessalonians 4:10 (#2), 1 Thessalonians 4:10 (#3), 1 Thessalonians 4:10 (#4), 1 Thessalonians 4:11 (#1), 1 Thessalonians 4:11 (#2), 1 Thessalonians 4:11 (#3), 1 Thessalonians 4:11 (#4), 1 Thessalonians 4:12 (#1), 1 Thessalonians 4:12 (#2), 1 Thessalonians 4:12 (#3), 1 Thessalonians 4:12 (#4), 1 Thessalonians 4:13 (#1), 1 Thessalonians 4:13 (#2), 1 Thessalonians 4:13 (#3), 1 Thessalonians 4:13 (#4), 1 Thessalonians 4:13 (#5), 1 Thessalonians 4:13 (#6), 1 Thessalonians 4:13 (#7), 1 Thessalonians 4:13 (#8), 1 Thessalonians 4:13 (#9), 1 Thessalonians 4:14 (#1), 1 Thessalonians 4:14 (#2), 1 Thessalonians 4:14 (#3), 1 Thessalonians 4:14 (#4), 1 Thessalonians 4:14 (#5), 1 Thessalonians 4:14 (#6), 1 Thessalonians 4:14 (#7), 1 Thessalonians 4:14 (#8), 1 Thessalonians 4:14 (#9), 1 Thessalonians 4:14 (#10), 1 Thessalonians 4:14 (#11), 1 Thessalonians 4:15 (#1), 1 Thessalonians 4:15 (#2), 1 Thessalonians 4:15 (#3), 1 Thessalonians 4:15 (#4), 1 Thessalonians 4:15 (#5), 1 Thessalonians 4:15 (#6), 1 Thessalonians 4:15 (#7), 1 Thessalonians 4:15 (#8), 1 Thessalonians 4:15 (#9), 1 Thessalonians 4:15 (#10), 1 Thessalonians 4:16 (#1), 1 Thessalonians 4:16 (#2), 1 Thessalonians 4:16 (#3), 1 Thessalonians 4:16 (#4), 1 Thessalonians 4:16 (#5), 1 Thessalonians 4:16 (#6), 1 Thessalonians 4:16 (#7), 1 Thessalonians 4:16 (#8), 1 Thessalonians 4:16 (#9), 1 Thessalonians 4:16 (#10), 1 Thessalonians 4:17 (#1), 1 Thessalonians 4:17 (#2), 1 Thessalonians 4:17 (#3), 1 Thessalonians 4:17 (#4), 1 Thessalonians 4:17 (#5), 1 Thessalonians 4:17 (#6), 1 Thessalonians 4:17 (#7), 1 Thessalonians 4:17 (#8), 1 Thessalonians 4:17 (#9), 1 Thessalonians 4:18 (#1), 1 Thessalonians 4:18 (#2), 1 Thessalonians 5:1 (#1), 1 Thessalonians 5:1 (#2), 1 Thessalonians 5:1 (#3), 1 Thessalonians 5:1 (#4), 1 Thessalonians 5:2 (#1), 1 Thessalonians 5:2 (#2), 1 Thessalonians 5:2 (#3), 1 Thessalonians 5:2 (#4), 1 Thessalonians 5:2 (#5), 1 Thessalonians 5:3 (#1), 1 Thessalonians 5:3 (#2), 1 Thessalonians 5:3 (#3), 1 Thessalonians 5:3 (#4), 1 Thessalonians 5:3 (#5), 1 Thessalonians 5:3 (#6), 1 Thessalonians 5:3 (#7), 1 Thessalonians 5:3 (#8), 1 Thessalonians 5:3 (#9), 1 Thessalonians 5:3 (#10), 1 Thessalonians 5:4 (#1), 1 Thessalonians 5:4 (#2), 1 Thessalonians 5:4 (#3), 1 Thessalonians 5:4 (#4), 1 Thessalonians 5:4 (#5), 1 Thessalonians 5:4 (#6), 1 Thessalonians 5:4 (#7), 1 Thessalonians 5:4 (#8), 1 Thessalonians 5:5 (#1), 1 Thessalonians 5:5 (#2), 1 Thessalonians 5:5 (#3), 1 Thessalonians 5:5 (#4), 1 Thessalonians 5:5 (#5), 1 Thessalonians 5:5 (#6), 1 Thessalonians 5:5 (#7), 1 Thessalonians 5:5 (#8), 1 Thessalonians 5:5 (#9), 1 Thessalonians 5:6 (#1), 1 Thessalonians 5:6 (#2), 1 Thessalonians 5:6 (#3), 1 Thessalonians 5:6 (#4), 1 Thessalonians 5:6 (#5), 1 Thessalonians 5:6 (#6), 1 Thessalonians 5:7 (#1), 1 Thessalonians 5:7 (#2), 1 Thessalonians 5:7 (#3), 1 Thessalonians 5:8 (#1), 1 Thessalonians 5:8 (#2), 1 Thessalonians 5:8 (#3), 1 Thessalonians 5:8 (#4), 1 Thessalonians 5:8 (#5), 1 Thessalonians 5:8 (#6), 1 Thessalonians 5:8 (#7), 1 Thessalonians 5:8 (#8), 1 Thessalonians 5:8 (#9), 1 Thessalonians 5:8 (#10), 1 Thessalonians 5:9 (#1), 1 Thessalonians 5:9 (#2), 1 Thessalonians 5:9 (#3), 1 Thessalonians 5:9 (#4), 1 Thessalonians 5:9 (#5), 1 Thessalonians 5:9 (#6), 1 Thessalonians 5:9 (#7), 1 Thessalonians 5:10 (#1), 1 Thessalonians 5:10 (#2), 1 Thessalonians 5:10 (#3), 1 Thessalonians 5:10 (#4), 1 Thessalonians 5:10 (#5), 1 Thessalonians 5:11 (#1), 1 Thessalonians 5:11 (#2), 1 Thessalonians 5:11 (#3), 1 Thessalonians 5:11 (#4), 1 Thessalonians 5:11 (#5), 1 Thessalonians 5:12 (#1), 1 Thessalonians 5:12 (#2), 1 Thessalonians 5:12 (#3), 1 Thessalonians 5:12 (#4), 1 Thessalonians 5:13 (#1), 1 Thessalonians 5:13 (#2), 1 Thessalonians 5:13 (#3), 1 Thessalonians 5:13 (#4), 1 Thessalonians 5:13 (#5), 1 Thessalonians 5:14 (#1), 1 Thessalonians 5:14 (#2), 1 Thessalonians 5:14 (#3), 1 Thessalonians 5:14 (#4), 1 Thessalonians 5:15 (#1), 1 Thessalonians 5:15 (#2), 1 Thessalonians 5:15 (#3), 1 Thessalonians 5:15 (#4), 1 Thessalonians 5:15 (#5), 1 Thessalonians 5:15 (#6), 1 Thessalonians 5:17 (#1), 1 Thessalonians 5:18 (#1), 1 Thessalonians 5:18 (#2), 1 Thessalonians 5:18 (#3), 1 Thessalonians 5:18 (#4), 1 Thessalonians 5:18 (#5), 1 Thessalonians 5:19 (#1), 1 Thessalonians 5:20 (#1), 1 Thessalonians 5:20 (#2), 1 Thessalonians 5:21 (#1), 1 Thessalonians 5:21 (#2), 1 Thessalonians 5:21 (#3), 1 Thessalonians 5:22 (#1), 1 Thessalonians 5:22 (#2), 1 Thessalonians 5:22 (#3), 1 Thessalonians 5:23 (#1), 1 Thessalonians 5:23 (#2), 1 Thessalonians 5:23 (#3), 1 Thessalonians 5:23 (#4), 1 Thessalonians 5:23 (#5), 1 Thessalonians 5:23 (#6), 1 Thessalonians 5:23 (#7), 1 Thessalonians 5:23 (#8), 1 Thessalonians 5:23 (#9), 1 Thessalonians 5:23 (#10), 1 Thessalonians 5:23 (#11), 1 Thessalonians 5:24 (#1), 1 Thessalonians 5:24 (#2), 1 Thessalonians 5:24 (#3), 1 Thessalonians 5:25 (#1), 1 Thessalonians 5:26 (#1), 1 Thessalonians 5:27 (#1), 1 Thessalonians 5:27 (#2), 1 Thessalonians 5:27 (#3), 1 Thessalonians 5:27 (#4), 1 Thessalonians 5:28 (#1), 1 Thessalonians 5:28 (#2), 1 Thessalonians 5:28 (#3), 1 Thessalonians 5:28 (#4)</w:t>
       </w:r>
       <w:r>
         <w:rPr>

--- a/eng/docx/52.content.docx
+++ b/eng/docx/52.content.docx
@@ -128,19 +128,6 @@
           <w:lang w:val="en_US" w:bidi="en_US"/>
         </w:rPr>
         <w:t>1TH</w:t>
-      </w:r>
-      <w:r>
-        <w:rPr>
-          <w:lang w:val="en_US" w:bidi="en_US"/>
-        </w:rPr>
-      </w:r>
-    </w:p>
-    <w:p>
-      <w:pPr/>
-      <w:r>
-        <w:rPr>
-          <w:lang w:val="en_US" w:bidi="en_US"/>
-        </w:rPr>
       </w:r>
       <w:r>
         <w:rPr>

--- a/eng/docx/52.content.docx
+++ b/eng/docx/52.content.docx
@@ -19,7 +19,7 @@
         <w:rPr>
           <w:lang w:val="en_US" w:bidi="en_US"/>
         </w:rPr>
-        <w:t>Resource: Translation Notes (unfoldingWord)</w:t>
+        <w:t>Resource: unfoldingWord® Translation Notes</w:t>
       </w:r>
       <w:r>
         <w:rPr>
@@ -90,7 +90,7 @@
         <w:rPr>
           <w:lang w:val="en_US" w:bidi="en_US"/>
         </w:rPr>
-        <w:t>Translation Notes (unfoldingWord)</w:t>
+        <w:t>unfoldingWord® Translation Notes</w:t>
       </w:r>
     </w:p>
     <w:p>

--- a/eng/docx/52.content.docx
+++ b/eng/docx/52.content.docx
@@ -1793,7 +1793,7 @@
           <w:b/>
           <w:lang w:val="en_US" w:bidi="en_US"/>
         </w:rPr>
-        <w:t>μνημονεύοντες ὑμῶν τοῦ ἔργου τῆς πίστεως, καὶ τοῦ κόπου τῆς ἀγάπης, καὶ τῆς ὑπομονῆς τῆς ἐλπίδος τοῦ Κυρίου ἡμῶν, Ἰησοῦ Χριστοῦ, ἔμπροσθεν τοῦ Θεοῦ καὶ Πατρὸς ἡμῶν;</w:t>
+        <w:t>μνημονεύοντες ὑμῶν τοῦ ἔργου τῆς πίστεως, καὶ τοῦ κόπου τῆς ἀγάπης, καὶ τῆς ὑπομονῆς τῆς ἐλπίδος τοῦ Κυρίου ἡμῶν, Ἰησοῦ Χριστοῦ, ἔμπροσθεν τοῦ Θεοῦ καὶ Πατρὸς ἡμῶν</w:t>
       </w:r>
     </w:p>
     <w:p>
@@ -3325,7 +3325,7 @@
           <w:b/>
           <w:lang w:val="en_US" w:bidi="en_US"/>
         </w:rPr>
-        <w:t>τὴν ἐκλογὴν ὑμῶν,</w:t>
+        <w:t>τὴν ἐκλογὴν ὑμῶν</w:t>
       </w:r>
     </w:p>
     <w:p>
@@ -12055,7 +12055,7 @@
           <w:b/>
           <w:lang w:val="en_US" w:bidi="en_US"/>
         </w:rPr>
-        <w:t>(Θεὸς μάρτυς)</w:t>
+        <w:t>Θεὸς μάρτυς</w:t>
       </w:r>
     </w:p>
     <w:p>
@@ -20932,7 +20932,7 @@
           <w:b/>
           <w:lang w:val="en_US" w:bidi="en_US"/>
         </w:rPr>
-        <w:t>τίς γὰρ ἡμῶν ἐλπὶς ἢ χαρὰ ἢ στέφανος καυχήσεως? ἢ οὐχὶ καὶ ὑμεῖς, ἔμπροσθεν τοῦ Κυρίου ἡμῶν, Ἰησοῦ, ἐν τῇ αὐτοῦ παρουσίᾳ?</w:t>
+        <w:t>τίς γὰρ ἡμῶν ἐλπὶς ἢ χαρὰ ἢ στέφανος καυχήσεως? ἢ οὐχὶ καὶ ὑμεῖς, ἔμπροσθεν τοῦ Κυρίου ἡμῶν, Ἰησοῦ, ἐν τῇ αὐτοῦ παρουσίᾳ</w:t>
       </w:r>
     </w:p>
     <w:p>
@@ -21637,7 +21637,7 @@
           <w:b/>
           <w:lang w:val="en_US" w:bidi="en_US"/>
         </w:rPr>
-        <w:t>καυχήσεως? ἢ οὐχὶ καὶ ὑμεῖς, ἔμπροσθεν τοῦ Κυρίου ἡμῶν, Ἰησοῦ, ἐν τῇ αὐτοῦ παρουσίᾳ?</w:t>
+        <w:t>καυχήσεως? ἢ οὐχὶ καὶ ὑμεῖς, ἔμπροσθεν τοῦ Κυρίου ἡμῶν, Ἰησοῦ, ἐν τῇ αὐτοῦ παρουσίᾳ</w:t>
       </w:r>
     </w:p>
     <w:p>
@@ -24054,7 +24054,7 @@
           <w:b/>
           <w:lang w:val="en_US" w:bidi="en_US"/>
         </w:rPr>
-        <w:t>στηρίξαι</w:t>
+        <w:t>τὸ στηρίξαι</w:t>
       </w:r>
     </w:p>
     <w:p>
@@ -30278,7 +30278,7 @@
           <w:b/>
           <w:lang w:val="en_US" w:bidi="en_US"/>
         </w:rPr>
-        <w:t>τίνα γὰρ εὐχαριστίαν δυνάμεθα τῷ Θεῷ ἀνταποδοῦναι περὶ ὑμῶν, ἐπὶ πάσῃ τῇ χαρᾷ ᾗ χαίρομεν δι’ ὑμᾶς, ἔμπροσθεν τοῦ Θεοῦ ἡμῶν. νυκτὸς καὶ ἡμέρας, ὑπέρἐκπερισσοῦ δεόμενοι εἰς τὸ ἰδεῖν ὑμῶν τὸ πρόσωπον, καὶ καταρτίσαι τὰ ὑστερήματα τῆς πίστεως ὑμῶν?</w:t>
+        <w:t>τίνα γὰρ εὐχαριστίαν δυνάμεθα τῷ Θεῷ ἀνταποδοῦναι περὶ ὑμῶν, ἐπὶ πάσῃ τῇ χαρᾷ ᾗ χαίρομεν δι’ ὑμᾶς, ἔμπροσθεν τοῦ Θεοῦ ἡμῶν. νυκτὸς καὶ ἡμέρας, ὑπέρἐκπερισσοῦ δεόμενοι εἰς τὸ ἰδεῖν ὑμῶν τὸ πρόσωπον, καὶ καταρτίσαι τὰ ὑστερήματα τῆς πίστεως ὑμῶν</w:t>
       </w:r>
     </w:p>
     <w:p>
@@ -31784,7 +31784,7 @@
           <w:b/>
           <w:lang w:val="en_US" w:bidi="en_US"/>
         </w:rPr>
-        <w:t>αὐτὸς δὲ ὁ Θεὸς καὶ Πατὴρ ἡμῶν, καὶ ὁ Κύριος ἡμῶν, Ἰησοῦς, κατευθύναι τὴν ὁδὸν ἡμῶν πρὸς ὑμᾶς. ὑμᾶς δὲ ὁ Κύριος πλεονάσαι καὶ περισσεύσαι τῇ ἀγάπῃ εἰς ἀλλήλους, καὶ εἰς πάντας, καθάπερ καὶ ἡμεῖς εἰς ὑμᾶς; εἰς τὸ στηρίξαι ὑμῶν τὰς καρδίας, ἀμέμπτους ἐν ἁγιωσύνῃ ἔμπροσθεν τοῦ Θεοῦ καὶ Πατρὸς ἡμῶν, ἐν τῇ παρουσίᾳ τοῦ Κυρίου ἡμῶν, Ἰησοῦ, μετὰ πάντων τῶν ἁγίων αὐτοῦ. ἀμήν!</w:t>
+        <w:t>αὐτὸς δὲ ὁ Θεὸς καὶ Πατὴρ ἡμῶν, καὶ ὁ Κύριος ἡμῶν, Ἰησοῦς, κατευθύναι τὴν ὁδὸν ἡμῶν πρὸς ὑμᾶς. ὑμᾶς δὲ ὁ Κύριος πλεονάσαι καὶ περισσεύσαι τῇ ἀγάπῃ εἰς ἀλλήλους, καὶ εἰς πάντας, καθάπερ καὶ ἡμεῖς εἰς ὑμᾶς; εἰς τὸ στηρίξαι ὑμῶν τὰς καρδίας, ἀμέμπτους ἐν ἁγιωσύνῃ ἔμπροσθεν τοῦ Θεοῦ καὶ Πατρὸς ἡμῶν, ἐν τῇ παρουσίᾳ τοῦ Κυρίου ἡμῶν, Ἰησοῦ, μετὰ πάντων τῶν ἁγίων αὐτοῦ. ἀμήν</w:t>
       </w:r>
     </w:p>
     <w:p>
@@ -35268,7 +35268,7 @@
           <w:b/>
           <w:lang w:val="en_US" w:bidi="en_US"/>
         </w:rPr>
-        <w:t>θέλημα τοῦ Θεοῦ, ὁ ἁγιασμὸς ὑμῶν,</w:t>
+        <w:t>θέλημα τοῦ Θεοῦ, ὁ ἁγιασμὸς ὑμῶν</w:t>
       </w:r>
     </w:p>
     <w:p>
@@ -51861,7 +51861,7 @@
           <w:b/>
           <w:lang w:val="en_US" w:bidi="en_US"/>
         </w:rPr>
-        <w:t>πάντες &amp; ὑμεῖς υἱοὶ φωτός ἐστε, καὶ υἱοὶ ἡμέρας οὐκ ἐσμὲν νυκτὸς οὐδὲ σκότους</w:t>
+        <w:t>πάντες &amp; ὑμεῖς υἱοὶ φωτός ἐστε, καὶ υἱοὶ ἡμέρας. οὐκ ἐσμὲν νυκτὸς οὐδὲ σκότους</w:t>
       </w:r>
     </w:p>
     <w:p>
@@ -62278,7 +62278,7 @@
           <w:b/>
           <w:lang w:val="en_US" w:bidi="en_US"/>
         </w:rPr>
-        <w:t>ὁλόκληρον ὑμῶν τὸ πνεῦμα, καὶ ἡ ψυχὴ, καὶ τὸ σῶμα, ἀμέμπτως &amp; τηρηθείη.</w:t>
+        <w:t>ὁλόκληρον ὑμῶν τὸ πνεῦμα, καὶ ἡ ψυχὴ, καὶ τὸ σῶμα, ἀμέμπτως &amp; τηρηθείη</w:t>
       </w:r>
     </w:p>
     <w:p>
